--- a/public/documents/templates/training-agreement-template.docx
+++ b/public/documents/templates/training-agreement-template.docx
@@ -179,13 +179,13 @@
         <w:rPr>
           <w:rFonts w:ascii="Arial" w:hAnsi="Arial"/>
         </w:rPr>
-        <w:t xml:space="preserve">work experience related to the academic training gained from the College of </w:t>
-      </w:r>
-      <w:r>
-        <w:rPr>
-          <w:rFonts w:ascii="Arial" w:hAnsi="Arial"/>
-        </w:rPr>
-        <w:t>Arts and Sciences</w:t>
+        <w:t xml:space="preserve">work experience related to the academic training gained from the ${college_name}</w:t>
+      </w:r>
+      <w:r>
+        <w:rPr>
+          <w:rFonts w:ascii="Arial" w:hAnsi="Arial"/>
+        </w:rPr>
+        <w:t/>
       </w:r>
       <w:r>
         <w:rPr>

--- a/public/documents/templates/training-agreement-template.docx
+++ b/public/documents/templates/training-agreement-template.docx
@@ -96,11 +96,7 @@
           <w:szCs w:val="24"/>
         </w:rPr>
       </w:pPr>
-    </w:p>
-    <w:p>
-      <w:pPr>
-        <w:spacing w:after="0"/>
-        <w:jc w:val="center"/>
+      <w:r>
         <w:rPr>
           <w:rFonts w:ascii="Arial" w:hAnsi="Arial"/>
           <w:b/>
@@ -108,46 +104,37 @@
           <w:sz w:val="24"/>
           <w:szCs w:val="24"/>
         </w:rPr>
-      </w:pPr>
+        <w:t>TRAINING AGREEMENT AND LIABILITY WAIVER</w:t>
+      </w:r>
+    </w:p>
+    <w:p>
+      <w:pPr>
+        <w:spacing w:after="0"/>
+        <w:rPr>
+          <w:rFonts w:ascii="Arial" w:hAnsi="Arial"/>
+        </w:rPr>
+      </w:pPr>
+    </w:p>
+    <w:p>
+      <w:pPr>
+        <w:spacing w:after="0"/>
+        <w:jc w:val="both"/>
+        <w:rPr>
+          <w:rFonts w:ascii="Arial" w:hAnsi="Arial"/>
+        </w:rPr>
+      </w:pPr>
+      <w:r>
+        <w:rPr>
+          <w:rFonts w:ascii="Arial" w:hAnsi="Arial"/>
+        </w:rPr>
+        <w:tab/>
+        <w:t xml:space="preserve">I, </w:t>
+      </w:r>
       <w:r>
         <w:rPr>
           <w:rFonts w:ascii="Arial" w:hAnsi="Arial"/>
           <w:b/>
           <w:bCs/>
-          <w:sz w:val="24"/>
-          <w:szCs w:val="24"/>
-        </w:rPr>
-        <w:t>TRAINING AGREEMENT AND LIABILITY WAIVER</w:t>
-      </w:r>
-    </w:p>
-    <w:p>
-      <w:pPr>
-        <w:spacing w:after="0"/>
-        <w:rPr>
-          <w:rFonts w:ascii="Arial" w:hAnsi="Arial"/>
-        </w:rPr>
-      </w:pPr>
-    </w:p>
-    <w:p>
-      <w:pPr>
-        <w:spacing w:after="0"/>
-        <w:jc w:val="both"/>
-        <w:rPr>
-          <w:rFonts w:ascii="Arial" w:hAnsi="Arial"/>
-        </w:rPr>
-      </w:pPr>
-      <w:r>
-        <w:rPr>
-          <w:rFonts w:ascii="Arial" w:hAnsi="Arial"/>
-        </w:rPr>
-        <w:tab/>
-        <w:t xml:space="preserve">I, </w:t>
-      </w:r>
-      <w:r>
-        <w:rPr>
-          <w:rFonts w:ascii="Arial" w:hAnsi="Arial"/>
-          <w:b/>
-          <w:bCs/>
         </w:rPr>
         <w:t>${intern_name}</w:t>
       </w:r>
@@ -179,19 +166,7 @@
         <w:rPr>
           <w:rFonts w:ascii="Arial" w:hAnsi="Arial"/>
         </w:rPr>
-        <w:t xml:space="preserve">work experience related to the academic training gained from the ${college_name}</w:t>
-      </w:r>
-      <w:r>
-        <w:rPr>
-          <w:rFonts w:ascii="Arial" w:hAnsi="Arial"/>
-        </w:rPr>
-        <w:t/>
-      </w:r>
-      <w:r>
-        <w:rPr>
-          <w:rFonts w:ascii="Arial" w:hAnsi="Arial"/>
-        </w:rPr>
-        <w:t xml:space="preserve"> under the following terms and conditions:</w:t>
+        <w:t>work experience related to the academic training gained from the ${college_name} under the following terms and conditions:</w:t>
       </w:r>
     </w:p>
     <w:p>
@@ -787,150 +762,51 @@
     </w:pPr>
     <w:r>
       <w:rPr>
-        <w:rFonts w:ascii="Arial Narrow" w:hAnsi="Arial Narrow"/>
         <w:noProof/>
-        <w:sz w:val="24"/>
       </w:rPr>
-      <mc:AlternateContent>
-        <mc:Choice Requires="wpg">
-          <w:drawing>
-            <wp:anchor distT="0" distB="0" distL="114300" distR="114300" simplePos="0" relativeHeight="251659264" behindDoc="1" locked="0" layoutInCell="1" allowOverlap="1" wp14:anchorId="7BD84409" wp14:editId="2B9234C9">
-              <wp:simplePos x="0" y="0"/>
-              <wp:positionH relativeFrom="column">
-                <wp:posOffset>99060</wp:posOffset>
-              </wp:positionH>
-              <wp:positionV relativeFrom="paragraph">
-                <wp:posOffset>92710</wp:posOffset>
-              </wp:positionV>
-              <wp:extent cx="6080760" cy="701040"/>
-              <wp:effectExtent l="0" t="0" r="0" b="3810"/>
-              <wp:wrapNone/>
-              <wp:docPr id="927776850" name="Group 3"/>
-              <wp:cNvGraphicFramePr/>
-              <a:graphic xmlns:a="http://schemas.openxmlformats.org/drawingml/2006/main">
-                <a:graphicData uri="http://schemas.microsoft.com/office/word/2010/wordprocessingGroup">
-                  <wpg:wgp>
-                    <wpg:cNvGrpSpPr/>
-                    <wpg:grpSpPr>
-                      <a:xfrm>
-                        <a:off x="0" y="0"/>
-                        <a:ext cx="6080760" cy="701040"/>
-                        <a:chOff x="0" y="0"/>
-                        <a:chExt cx="6080760" cy="701040"/>
-                      </a:xfrm>
-                    </wpg:grpSpPr>
-                    <pic:pic xmlns:pic="http://schemas.openxmlformats.org/drawingml/2006/picture">
-                      <pic:nvPicPr>
-                        <pic:cNvPr id="751649781" name="Picture 2026602129"/>
-                        <pic:cNvPicPr>
-                          <a:picLocks noChangeAspect="1"/>
-                        </pic:cNvPicPr>
-                      </pic:nvPicPr>
-                      <pic:blipFill rotWithShape="1">
-                        <a:blip r:embed="rId1">
-                          <a:extLst>
-                            <a:ext uri="{28A0092B-C50C-407E-A947-70E740481C1C}">
-                              <a14:useLocalDpi xmlns:a14="http://schemas.microsoft.com/office/drawing/2010/main" val="0"/>
-                            </a:ext>
-                          </a:extLst>
-                        </a:blip>
-                        <a:srcRect l="81492" r="3457"/>
-                        <a:stretch/>
-                      </pic:blipFill>
-                      <pic:spPr bwMode="auto">
-                        <a:xfrm>
-                          <a:off x="5303520" y="0"/>
-                          <a:ext cx="777240" cy="592455"/>
-                        </a:xfrm>
-                        <a:prstGeom prst="rect">
-                          <a:avLst/>
-                        </a:prstGeom>
-                        <a:noFill/>
-                        <a:ln>
-                          <a:noFill/>
-                        </a:ln>
-                        <a:extLst>
-                          <a:ext uri="{53640926-AAD7-44D8-BBD7-CCE9431645EC}">
-                            <a14:shadowObscured xmlns:a14="http://schemas.microsoft.com/office/drawing/2010/main"/>
-                          </a:ext>
-                        </a:extLst>
-                      </pic:spPr>
-                    </pic:pic>
-                    <pic:pic xmlns:pic="http://schemas.openxmlformats.org/drawingml/2006/picture">
-                      <pic:nvPicPr>
-                        <pic:cNvPr id="1059337313" name="Picture 122874711" descr="C:\Users\CSIT\Downloads\QDApXBoJ.jpg"/>
-                        <pic:cNvPicPr>
-                          <a:picLocks noChangeAspect="1"/>
-                        </pic:cNvPicPr>
-                      </pic:nvPicPr>
-                      <pic:blipFill rotWithShape="1">
-                        <a:blip r:embed="rId2">
-                          <a:extLst>
-                            <a:ext uri="{28A0092B-C50C-407E-A947-70E740481C1C}">
-                              <a14:useLocalDpi xmlns:a14="http://schemas.microsoft.com/office/drawing/2010/main" val="0"/>
-                            </a:ext>
-                          </a:extLst>
-                        </a:blip>
-                        <a:srcRect r="10770"/>
-                        <a:stretch/>
-                      </pic:blipFill>
-                      <pic:spPr bwMode="auto">
-                        <a:xfrm>
-                          <a:off x="0" y="0"/>
-                          <a:ext cx="5303520" cy="701040"/>
-                        </a:xfrm>
-                        <a:prstGeom prst="rect">
-                          <a:avLst/>
-                        </a:prstGeom>
-                        <a:noFill/>
-                        <a:ln>
-                          <a:noFill/>
-                        </a:ln>
-                        <a:extLst>
-                          <a:ext uri="{53640926-AAD7-44D8-BBD7-CCE9431645EC}">
-                            <a14:shadowObscured xmlns:a14="http://schemas.microsoft.com/office/drawing/2010/main"/>
-                          </a:ext>
-                        </a:extLst>
-                      </pic:spPr>
-                    </pic:pic>
-                  </wpg:wgp>
-                </a:graphicData>
-              </a:graphic>
-            </wp:anchor>
-          </w:drawing>
-        </mc:Choice>
-        <mc:Fallback xmlns:w16sdtfl="http://schemas.microsoft.com/office/word/2024/wordml/sdtformatlock">
-          <w:pict>
-            <v:group w14:anchorId="469DB6E7" id="Group 3" o:spid="_x0000_s1026" style="position:absolute;margin-left:7.8pt;margin-top:7.3pt;width:478.8pt;height:55.2pt;z-index:-251657216" coordsize="60807,7010" o:gfxdata="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">
-              <v:shapetype id="_x0000_t75" coordsize="21600,21600" o:spt="75" o:preferrelative="t" path="m@4@5l@4@11@9@11@9@5xe" filled="f" stroked="f">
-                <v:stroke joinstyle="miter"/>
-                <v:formulas>
-                  <v:f eqn="if lineDrawn pixelLineWidth 0"/>
-                  <v:f eqn="sum @0 1 0"/>
-                  <v:f eqn="sum 0 0 @1"/>
-                  <v:f eqn="prod @2 1 2"/>
-                  <v:f eqn="prod @3 21600 pixelWidth"/>
-                  <v:f eqn="prod @3 21600 pixelHeight"/>
-                  <v:f eqn="sum @0 0 1"/>
-                  <v:f eqn="prod @6 1 2"/>
-                  <v:f eqn="prod @7 21600 pixelWidth"/>
-                  <v:f eqn="sum @8 21600 0"/>
-                  <v:f eqn="prod @7 21600 pixelHeight"/>
-                  <v:f eqn="sum @10 21600 0"/>
-                </v:formulas>
-                <v:path o:extrusionok="f" gradientshapeok="t" o:connecttype="rect"/>
-                <o:lock v:ext="edit" aspectratio="t"/>
-              </v:shapetype>
-              <v:shape id="Picture 2026602129" o:spid="_x0000_s1027" type="#_x0000_t75" style="position:absolute;left:53035;width:7772;height:5924;visibility:visible;mso-wrap-style:square" o:gfxdata="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">
-                <v:imagedata r:id="rId3" o:title="" cropleft="53407f" cropright="2266f"/>
-              </v:shape>
-              <v:shape id="Picture 122874711" o:spid="_x0000_s1028" type="#_x0000_t75" style="position:absolute;width:53035;height:7010;visibility:visible;mso-wrap-style:square" o:gfxdata="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">
-                <v:imagedata r:id="rId4" o:title="QDApXBoJ" cropright="7058f"/>
-              </v:shape>
-            </v:group>
-          </w:pict>
-        </mc:Fallback>
-      </mc:AlternateContent>
+      <w:drawing>
+        <wp:anchor distT="0" distB="0" distL="114300" distR="114300" simplePos="0" relativeHeight="251659264" behindDoc="1" locked="0" layoutInCell="1" allowOverlap="1" wp14:anchorId="099A76AC" wp14:editId="4AAC084A">
+          <wp:simplePos x="0" y="0"/>
+          <wp:positionH relativeFrom="margin">
+            <wp:align>right</wp:align>
+          </wp:positionH>
+          <wp:positionV relativeFrom="paragraph">
+            <wp:posOffset>4445</wp:posOffset>
+          </wp:positionV>
+          <wp:extent cx="5942330" cy="732790"/>
+          <wp:effectExtent l="0" t="0" r="1270" b="0"/>
+          <wp:wrapNone/>
+          <wp:docPr id="828425375" name="Picture 1"/>
+          <wp:cNvGraphicFramePr>
+            <a:graphicFrameLocks xmlns:a="http://schemas.openxmlformats.org/drawingml/2006/main" noChangeAspect="1"/>
+          </wp:cNvGraphicFramePr>
+          <a:graphic xmlns:a="http://schemas.openxmlformats.org/drawingml/2006/main">
+            <a:graphicData uri="http://schemas.openxmlformats.org/drawingml/2006/picture">
+              <pic:pic xmlns:pic="http://schemas.openxmlformats.org/drawingml/2006/picture">
+                <pic:nvPicPr>
+                  <pic:cNvPr id="828425375" name=""/>
+                  <pic:cNvPicPr/>
+                </pic:nvPicPr>
+                <pic:blipFill>
+                  <a:blip r:embed="rId1"/>
+                  <a:stretch>
+                    <a:fillRect/>
+                  </a:stretch>
+                </pic:blipFill>
+                <pic:spPr>
+                  <a:xfrm>
+                    <a:off x="0" y="0"/>
+                    <a:ext cx="5942330" cy="732790"/>
+                  </a:xfrm>
+                  <a:prstGeom prst="rect">
+                    <a:avLst/>
+                  </a:prstGeom>
+                </pic:spPr>
+              </pic:pic>
+            </a:graphicData>
+          </a:graphic>
+        </wp:anchor>
+      </w:drawing>
     </w:r>
   </w:p>
   <w:p>
